--- a/index.docx
+++ b/index.docx
@@ -7,7 +7,7 @@
         <w:pStyle w:val="Title"/>
       </w:pPr>
       <w:r>
-        <w:t xml:space="preserve">Scaling Narrative Fiscal Shock Identification with LLMs</w:t>
+        <w:t xml:space="preserve">Scaling the Narrative Identification of Fiscal Changes using LLMs</w:t>
       </w:r>
     </w:p>
     <w:p>
@@ -31,7 +31,23 @@
         <w:pStyle w:val="Date"/>
       </w:pPr>
       <w:r>
-        <w:t xml:space="preserve">January 19, 2026</w:t>
+        <w:t xml:space="preserve">May 17, 2026</w:t>
+      </w:r>
+    </w:p>
+    <w:p>
+      <w:pPr>
+        <w:pStyle w:val="AbstractTitle"/>
+      </w:pPr>
+      <w:r>
+        <w:t xml:space="preserve">Abstract</w:t>
+      </w:r>
+    </w:p>
+    <w:p>
+      <w:pPr>
+        <w:pStyle w:val="Abstract"/>
+      </w:pPr>
+      <w:r>
+        <w:t xml:space="preserve">Abstract goes here.</w:t>
       </w:r>
     </w:p>
     <w:p>
@@ -163,10 +179,10 @@
   <w:docDefaults>
     <w:rPrDefault>
       <w:rPr>
-        <w:rFonts w:asciiTheme="minorHAnsi" w:cstheme="minorBidi" w:eastAsiaTheme="minorHAnsi" w:hAnsiTheme="minorHAnsi"/>
+        <w:rFonts w:asciiTheme="minorHAnsi" w:cstheme="minorBidi" w:eastAsiaTheme="minorEastAsia" w:hAnsiTheme="minorHAnsi"/>
         <w:sz w:val="24"/>
         <w:szCs w:val="24"/>
-        <w:lang w:bidi="ar-SA" w:eastAsia="en-US" w:val="en-US"/>
+        <w:lang w:bidi="ar-SA" w:eastAsia="zh-CN" w:val="en-US"/>
       </w:rPr>
     </w:rPrDefault>
     <w:pPrDefault>
@@ -707,13 +723,6 @@
       </w:tblCellMar>
     </w:tblPr>
     <w:tblStylePr w:type="firstRow">
-      <w:tblPr>
-        <w:jc w:val="left"/>
-        <w:tblInd w:type="dxa" w:w="0"/>
-      </w:tblPr>
-      <w:trPr>
-        <w:jc w:val="left"/>
-      </w:trPr>
       <w:tcPr>
         <w:tcBorders>
           <w:bottom w:val="single"/>

--- a/index.docx
+++ b/index.docx
@@ -31,7 +31,7 @@
         <w:pStyle w:val="Date"/>
       </w:pPr>
       <w:r>
-        <w:t xml:space="preserve">May 17, 2026</w:t>
+        <w:t xml:space="preserve">June 24, 2026</w:t>
       </w:r>
     </w:p>
     <w:p>
